--- a/docs/Малышева К.А. ВР-23 Задание 5.docx
+++ b/docs/Малышева К.А. ВР-23 Задание 5.docx
@@ -1115,7 +1115,6 @@
                 <w:lang w:val="en-US"/>
               </w:rPr>
             </w:pPr>
-            <w:proofErr w:type="spellStart"/>
             <w:r>
               <w:rPr>
                 <w:b w:val="0"/>
@@ -1123,128 +1122,32 @@
                 <w:szCs w:val="18"/>
                 <w:lang w:val="en-US"/>
               </w:rPr>
-              <w:t>userId</w:t>
-            </w:r>
-            <w:proofErr w:type="spellEnd"/>
-            <w:r>
-              <w:rPr>
-                <w:b w:val="0"/>
-                <w:sz w:val="24"/>
-                <w:szCs w:val="18"/>
-                <w:lang w:val="en-US"/>
-              </w:rPr>
-              <w:t xml:space="preserve">, </w:t>
-            </w:r>
-            <w:proofErr w:type="spellStart"/>
-            <w:r>
-              <w:rPr>
-                <w:b w:val="0"/>
-                <w:sz w:val="24"/>
-                <w:szCs w:val="18"/>
-                <w:lang w:val="en-US"/>
-              </w:rPr>
-              <w:t>fullName</w:t>
-            </w:r>
-            <w:proofErr w:type="spellEnd"/>
-            <w:r>
-              <w:rPr>
-                <w:b w:val="0"/>
-                <w:sz w:val="24"/>
-                <w:szCs w:val="18"/>
-                <w:lang w:val="en-US"/>
-              </w:rPr>
-              <w:t xml:space="preserve">, login, </w:t>
-            </w:r>
-            <w:proofErr w:type="spellStart"/>
-            <w:r>
-              <w:rPr>
-                <w:b w:val="0"/>
-                <w:sz w:val="24"/>
-                <w:szCs w:val="18"/>
-                <w:lang w:val="en-US"/>
-              </w:rPr>
-              <w:t>passwordHash</w:t>
-            </w:r>
-            <w:proofErr w:type="spellEnd"/>
-            <w:r>
-              <w:rPr>
-                <w:b w:val="0"/>
-                <w:sz w:val="24"/>
-                <w:szCs w:val="18"/>
-                <w:lang w:val="en-US"/>
-              </w:rPr>
-              <w:t>, role</w:t>
-            </w:r>
-          </w:p>
-        </w:tc>
-        <w:tc>
-          <w:tcPr>
-            <w:tcW w:w="0" w:type="auto"/>
-            <w:hideMark/>
-          </w:tcPr>
-          <w:p>
-            <w:pPr>
-              <w:pStyle w:val="a3"/>
-              <w:ind w:firstLine="0"/>
-              <w:rPr>
-                <w:b w:val="0"/>
-                <w:sz w:val="24"/>
-                <w:szCs w:val="18"/>
-              </w:rPr>
-            </w:pPr>
-            <w:proofErr w:type="spellStart"/>
-            <w:r>
-              <w:rPr>
-                <w:b w:val="0"/>
-                <w:sz w:val="24"/>
-                <w:szCs w:val="18"/>
-              </w:rPr>
-              <w:t>authorize</w:t>
-            </w:r>
-            <w:proofErr w:type="spellEnd"/>
-            <w:r>
-              <w:rPr>
-                <w:b w:val="0"/>
-                <w:sz w:val="24"/>
-                <w:szCs w:val="18"/>
-              </w:rPr>
-              <w:t xml:space="preserve">(), </w:t>
-            </w:r>
-            <w:proofErr w:type="spellStart"/>
-            <w:r>
-              <w:rPr>
-                <w:b w:val="0"/>
-                <w:sz w:val="24"/>
-                <w:szCs w:val="18"/>
-              </w:rPr>
-              <w:t>logout</w:t>
-            </w:r>
-            <w:proofErr w:type="spellEnd"/>
-            <w:r>
-              <w:rPr>
-                <w:b w:val="0"/>
-                <w:sz w:val="24"/>
-                <w:szCs w:val="18"/>
-              </w:rPr>
-              <w:t xml:space="preserve">(), </w:t>
-            </w:r>
-            <w:proofErr w:type="spellStart"/>
-            <w:r>
-              <w:rPr>
-                <w:b w:val="0"/>
-                <w:sz w:val="24"/>
-                <w:szCs w:val="18"/>
-              </w:rPr>
-              <w:t>checkAccess</w:t>
-            </w:r>
-            <w:proofErr w:type="spellEnd"/>
-            <w:r>
-              <w:rPr>
-                <w:b w:val="0"/>
-                <w:sz w:val="24"/>
-                <w:szCs w:val="18"/>
-              </w:rPr>
-              <w:t>()</w:t>
+              <w:t>userId, fullName, login, passwordHash, role</w:t>
+            </w:r>
+          </w:p>
+        </w:tc>
+        <w:tc>
+          <w:tcPr>
+            <w:tcW w:w="0" w:type="auto"/>
+            <w:hideMark/>
+          </w:tcPr>
+          <w:p>
+            <w:pPr>
+              <w:pStyle w:val="a3"/>
+              <w:ind w:firstLine="0"/>
+              <w:rPr>
+                <w:b w:val="0"/>
+                <w:sz w:val="24"/>
+                <w:szCs w:val="18"/>
+              </w:rPr>
+            </w:pPr>
+            <w:r>
+              <w:rPr>
+                <w:b w:val="0"/>
+                <w:sz w:val="24"/>
+                <w:szCs w:val="18"/>
+              </w:rPr>
+              <w:t>authorize(), logout(), checkAccess()</w:t>
             </w:r>
           </w:p>
         </w:tc>
@@ -1316,7 +1219,6 @@
                 <w:lang w:val="en-US"/>
               </w:rPr>
             </w:pPr>
-            <w:proofErr w:type="spellStart"/>
             <w:r>
               <w:rPr>
                 <w:b w:val="0"/>
@@ -1324,110 +1226,32 @@
                 <w:szCs w:val="18"/>
                 <w:lang w:val="en-US"/>
               </w:rPr>
-              <w:t>patientId</w:t>
-            </w:r>
-            <w:proofErr w:type="spellEnd"/>
-            <w:r>
-              <w:rPr>
-                <w:b w:val="0"/>
-                <w:sz w:val="24"/>
-                <w:szCs w:val="18"/>
-                <w:lang w:val="en-US"/>
-              </w:rPr>
-              <w:t xml:space="preserve">, </w:t>
-            </w:r>
-            <w:proofErr w:type="spellStart"/>
-            <w:r>
-              <w:rPr>
-                <w:b w:val="0"/>
-                <w:sz w:val="24"/>
-                <w:szCs w:val="18"/>
-                <w:lang w:val="en-US"/>
-              </w:rPr>
-              <w:t>fullName</w:t>
-            </w:r>
-            <w:proofErr w:type="spellEnd"/>
-            <w:r>
-              <w:rPr>
-                <w:b w:val="0"/>
-                <w:sz w:val="24"/>
-                <w:szCs w:val="18"/>
-                <w:lang w:val="en-US"/>
-              </w:rPr>
-              <w:t xml:space="preserve">, phone, </w:t>
-            </w:r>
-            <w:proofErr w:type="spellStart"/>
-            <w:r>
-              <w:rPr>
-                <w:b w:val="0"/>
-                <w:sz w:val="24"/>
-                <w:szCs w:val="18"/>
-                <w:lang w:val="en-US"/>
-              </w:rPr>
-              <w:t>birthDate</w:t>
-            </w:r>
-            <w:proofErr w:type="spellEnd"/>
-            <w:r>
-              <w:rPr>
-                <w:b w:val="0"/>
-                <w:sz w:val="24"/>
-                <w:szCs w:val="18"/>
-                <w:lang w:val="en-US"/>
-              </w:rPr>
-              <w:t>, address</w:t>
-            </w:r>
-          </w:p>
-        </w:tc>
-        <w:tc>
-          <w:tcPr>
-            <w:tcW w:w="0" w:type="auto"/>
-            <w:hideMark/>
-          </w:tcPr>
-          <w:p>
-            <w:pPr>
-              <w:pStyle w:val="a3"/>
-              <w:ind w:firstLine="0"/>
-              <w:rPr>
-                <w:b w:val="0"/>
-                <w:sz w:val="24"/>
-                <w:szCs w:val="18"/>
-              </w:rPr>
-            </w:pPr>
-            <w:proofErr w:type="spellStart"/>
-            <w:r>
-              <w:rPr>
-                <w:b w:val="0"/>
-                <w:sz w:val="24"/>
-                <w:szCs w:val="18"/>
-              </w:rPr>
-              <w:t>updateData</w:t>
-            </w:r>
-            <w:proofErr w:type="spellEnd"/>
-            <w:r>
-              <w:rPr>
-                <w:b w:val="0"/>
-                <w:sz w:val="24"/>
-                <w:szCs w:val="18"/>
-              </w:rPr>
-              <w:t xml:space="preserve">(), </w:t>
-            </w:r>
-            <w:proofErr w:type="spellStart"/>
-            <w:r>
-              <w:rPr>
-                <w:b w:val="0"/>
-                <w:sz w:val="24"/>
-                <w:szCs w:val="18"/>
-              </w:rPr>
-              <w:t>getVisitHistory</w:t>
-            </w:r>
-            <w:proofErr w:type="spellEnd"/>
-            <w:r>
-              <w:rPr>
-                <w:b w:val="0"/>
-                <w:sz w:val="24"/>
-                <w:szCs w:val="18"/>
-              </w:rPr>
-              <w:t>()</w:t>
+              <w:t>patientId, fullName, phone, birthDate, address</w:t>
+            </w:r>
+          </w:p>
+        </w:tc>
+        <w:tc>
+          <w:tcPr>
+            <w:tcW w:w="0" w:type="auto"/>
+            <w:hideMark/>
+          </w:tcPr>
+          <w:p>
+            <w:pPr>
+              <w:pStyle w:val="a3"/>
+              <w:ind w:firstLine="0"/>
+              <w:rPr>
+                <w:b w:val="0"/>
+                <w:sz w:val="24"/>
+                <w:szCs w:val="18"/>
+              </w:rPr>
+            </w:pPr>
+            <w:r>
+              <w:rPr>
+                <w:b w:val="0"/>
+                <w:sz w:val="24"/>
+                <w:szCs w:val="18"/>
+              </w:rPr>
+              <w:t>updateData(), getVisitHistory()</w:t>
             </w:r>
           </w:p>
         </w:tc>
@@ -1499,7 +1323,6 @@
                 <w:lang w:val="en-US"/>
               </w:rPr>
             </w:pPr>
-            <w:proofErr w:type="spellStart"/>
             <w:r>
               <w:rPr>
                 <w:b w:val="0"/>
@@ -1507,88 +1330,32 @@
                 <w:szCs w:val="18"/>
                 <w:lang w:val="en-US"/>
               </w:rPr>
-              <w:t>appointmentId</w:t>
-            </w:r>
-            <w:proofErr w:type="spellEnd"/>
-            <w:r>
-              <w:rPr>
-                <w:b w:val="0"/>
-                <w:sz w:val="24"/>
-                <w:szCs w:val="18"/>
-                <w:lang w:val="en-US"/>
-              </w:rPr>
-              <w:t>, date, time, status, reason</w:t>
-            </w:r>
-          </w:p>
-        </w:tc>
-        <w:tc>
-          <w:tcPr>
-            <w:tcW w:w="0" w:type="auto"/>
-            <w:hideMark/>
-          </w:tcPr>
-          <w:p>
-            <w:pPr>
-              <w:pStyle w:val="a3"/>
-              <w:ind w:firstLine="0"/>
-              <w:rPr>
-                <w:b w:val="0"/>
-                <w:sz w:val="24"/>
-                <w:szCs w:val="18"/>
-              </w:rPr>
-            </w:pPr>
-            <w:proofErr w:type="spellStart"/>
-            <w:r>
-              <w:rPr>
-                <w:b w:val="0"/>
-                <w:sz w:val="24"/>
-                <w:szCs w:val="18"/>
-              </w:rPr>
-              <w:t>createAppointment</w:t>
-            </w:r>
-            <w:proofErr w:type="spellEnd"/>
-            <w:r>
-              <w:rPr>
-                <w:b w:val="0"/>
-                <w:sz w:val="24"/>
-                <w:szCs w:val="18"/>
-              </w:rPr>
-              <w:t xml:space="preserve">(), </w:t>
-            </w:r>
-            <w:proofErr w:type="spellStart"/>
-            <w:r>
-              <w:rPr>
-                <w:b w:val="0"/>
-                <w:sz w:val="24"/>
-                <w:szCs w:val="18"/>
-              </w:rPr>
-              <w:t>cancelAppointment</w:t>
-            </w:r>
-            <w:proofErr w:type="spellEnd"/>
-            <w:r>
-              <w:rPr>
-                <w:b w:val="0"/>
-                <w:sz w:val="24"/>
-                <w:szCs w:val="18"/>
-              </w:rPr>
-              <w:t xml:space="preserve">(), </w:t>
-            </w:r>
-            <w:proofErr w:type="spellStart"/>
-            <w:r>
-              <w:rPr>
-                <w:b w:val="0"/>
-                <w:sz w:val="24"/>
-                <w:szCs w:val="18"/>
-              </w:rPr>
-              <w:t>changeTime</w:t>
-            </w:r>
-            <w:proofErr w:type="spellEnd"/>
-            <w:r>
-              <w:rPr>
-                <w:b w:val="0"/>
-                <w:sz w:val="24"/>
-                <w:szCs w:val="18"/>
-              </w:rPr>
-              <w:t>()</w:t>
+              <w:t>appointmentId, date, time, status, reason</w:t>
+            </w:r>
+          </w:p>
+        </w:tc>
+        <w:tc>
+          <w:tcPr>
+            <w:tcW w:w="0" w:type="auto"/>
+            <w:hideMark/>
+          </w:tcPr>
+          <w:p>
+            <w:pPr>
+              <w:pStyle w:val="a3"/>
+              <w:ind w:firstLine="0"/>
+              <w:rPr>
+                <w:b w:val="0"/>
+                <w:sz w:val="24"/>
+                <w:szCs w:val="18"/>
+              </w:rPr>
+            </w:pPr>
+            <w:r>
+              <w:rPr>
+                <w:b w:val="0"/>
+                <w:sz w:val="24"/>
+                <w:szCs w:val="18"/>
+              </w:rPr>
+              <w:t>createAppointment(), cancelAppointment(), changeTime()</w:t>
             </w:r>
           </w:p>
         </w:tc>
@@ -1659,122 +1426,38 @@
                 <w:szCs w:val="18"/>
               </w:rPr>
             </w:pPr>
-            <w:proofErr w:type="spellStart"/>
-            <w:r>
-              <w:rPr>
-                <w:b w:val="0"/>
-                <w:sz w:val="24"/>
-                <w:szCs w:val="18"/>
-              </w:rPr>
-              <w:t>doctorId</w:t>
-            </w:r>
-            <w:proofErr w:type="spellEnd"/>
-            <w:r>
-              <w:rPr>
-                <w:b w:val="0"/>
-                <w:sz w:val="24"/>
-                <w:szCs w:val="18"/>
-              </w:rPr>
-              <w:t xml:space="preserve">, </w:t>
-            </w:r>
-            <w:proofErr w:type="spellStart"/>
-            <w:r>
-              <w:rPr>
-                <w:b w:val="0"/>
-                <w:sz w:val="24"/>
-                <w:szCs w:val="18"/>
-              </w:rPr>
-              <w:t>specialization</w:t>
-            </w:r>
-            <w:proofErr w:type="spellEnd"/>
-            <w:r>
-              <w:rPr>
-                <w:b w:val="0"/>
-                <w:sz w:val="24"/>
-                <w:szCs w:val="18"/>
-              </w:rPr>
-              <w:t xml:space="preserve">, </w:t>
-            </w:r>
-            <w:proofErr w:type="spellStart"/>
-            <w:r>
-              <w:rPr>
-                <w:b w:val="0"/>
-                <w:sz w:val="24"/>
-                <w:szCs w:val="18"/>
-              </w:rPr>
-              <w:t>workSchedule</w:t>
-            </w:r>
-            <w:proofErr w:type="spellEnd"/>
-          </w:p>
-        </w:tc>
-        <w:tc>
-          <w:tcPr>
-            <w:tcW w:w="0" w:type="auto"/>
-            <w:hideMark/>
-          </w:tcPr>
-          <w:p>
-            <w:pPr>
-              <w:pStyle w:val="a3"/>
-              <w:ind w:firstLine="0"/>
-              <w:rPr>
-                <w:b w:val="0"/>
-                <w:sz w:val="24"/>
-                <w:szCs w:val="18"/>
-              </w:rPr>
-            </w:pPr>
-            <w:proofErr w:type="spellStart"/>
-            <w:r>
-              <w:rPr>
-                <w:b w:val="0"/>
-                <w:sz w:val="24"/>
-                <w:szCs w:val="18"/>
-              </w:rPr>
-              <w:t>viewSchedule</w:t>
-            </w:r>
-            <w:proofErr w:type="spellEnd"/>
-            <w:r>
-              <w:rPr>
-                <w:b w:val="0"/>
-                <w:sz w:val="24"/>
-                <w:szCs w:val="18"/>
-              </w:rPr>
-              <w:t xml:space="preserve">(), </w:t>
-            </w:r>
-            <w:proofErr w:type="spellStart"/>
-            <w:r>
-              <w:rPr>
-                <w:b w:val="0"/>
-                <w:sz w:val="24"/>
-                <w:szCs w:val="18"/>
-              </w:rPr>
-              <w:t>openPatientCard</w:t>
-            </w:r>
-            <w:proofErr w:type="spellEnd"/>
-            <w:r>
-              <w:rPr>
-                <w:b w:val="0"/>
-                <w:sz w:val="24"/>
-                <w:szCs w:val="18"/>
-              </w:rPr>
-              <w:t xml:space="preserve">(), </w:t>
-            </w:r>
-            <w:proofErr w:type="spellStart"/>
-            <w:r>
-              <w:rPr>
-                <w:b w:val="0"/>
-                <w:sz w:val="24"/>
-                <w:szCs w:val="18"/>
-              </w:rPr>
-              <w:t>fillVisitData</w:t>
-            </w:r>
-            <w:proofErr w:type="spellEnd"/>
-            <w:r>
-              <w:rPr>
-                <w:b w:val="0"/>
-                <w:sz w:val="24"/>
-                <w:szCs w:val="18"/>
-              </w:rPr>
-              <w:t>()</w:t>
+            <w:r>
+              <w:rPr>
+                <w:b w:val="0"/>
+                <w:sz w:val="24"/>
+                <w:szCs w:val="18"/>
+              </w:rPr>
+              <w:t>doctorId, specialization, workSchedule</w:t>
+            </w:r>
+          </w:p>
+        </w:tc>
+        <w:tc>
+          <w:tcPr>
+            <w:tcW w:w="0" w:type="auto"/>
+            <w:hideMark/>
+          </w:tcPr>
+          <w:p>
+            <w:pPr>
+              <w:pStyle w:val="a3"/>
+              <w:ind w:firstLine="0"/>
+              <w:rPr>
+                <w:b w:val="0"/>
+                <w:sz w:val="24"/>
+                <w:szCs w:val="18"/>
+              </w:rPr>
+            </w:pPr>
+            <w:r>
+              <w:rPr>
+                <w:b w:val="0"/>
+                <w:sz w:val="24"/>
+                <w:szCs w:val="18"/>
+              </w:rPr>
+              <w:t>viewSchedule(), openPatientCard(), fillVisitData()</w:t>
             </w:r>
           </w:p>
         </w:tc>
@@ -1845,140 +1528,38 @@
                 <w:szCs w:val="18"/>
               </w:rPr>
             </w:pPr>
-            <w:proofErr w:type="spellStart"/>
-            <w:r>
-              <w:rPr>
-                <w:b w:val="0"/>
-                <w:sz w:val="24"/>
-                <w:szCs w:val="18"/>
-              </w:rPr>
-              <w:t>cabinetId</w:t>
-            </w:r>
-            <w:proofErr w:type="spellEnd"/>
-            <w:r>
-              <w:rPr>
-                <w:b w:val="0"/>
-                <w:sz w:val="24"/>
-                <w:szCs w:val="18"/>
-              </w:rPr>
-              <w:t xml:space="preserve">, </w:t>
-            </w:r>
-            <w:proofErr w:type="spellStart"/>
-            <w:r>
-              <w:rPr>
-                <w:b w:val="0"/>
-                <w:sz w:val="24"/>
-                <w:szCs w:val="18"/>
-              </w:rPr>
-              <w:t>number</w:t>
-            </w:r>
-            <w:proofErr w:type="spellEnd"/>
-            <w:r>
-              <w:rPr>
-                <w:b w:val="0"/>
-                <w:sz w:val="24"/>
-                <w:szCs w:val="18"/>
-              </w:rPr>
-              <w:t xml:space="preserve">, </w:t>
-            </w:r>
-            <w:proofErr w:type="spellStart"/>
-            <w:r>
-              <w:rPr>
-                <w:b w:val="0"/>
-                <w:sz w:val="24"/>
-                <w:szCs w:val="18"/>
-              </w:rPr>
-              <w:t>equipment</w:t>
-            </w:r>
-            <w:proofErr w:type="spellEnd"/>
-            <w:r>
-              <w:rPr>
-                <w:b w:val="0"/>
-                <w:sz w:val="24"/>
-                <w:szCs w:val="18"/>
-              </w:rPr>
-              <w:t xml:space="preserve">, </w:t>
-            </w:r>
-            <w:proofErr w:type="spellStart"/>
-            <w:r>
-              <w:rPr>
-                <w:b w:val="0"/>
-                <w:sz w:val="24"/>
-                <w:szCs w:val="18"/>
-              </w:rPr>
-              <w:t>status</w:t>
-            </w:r>
-            <w:proofErr w:type="spellEnd"/>
-          </w:p>
-        </w:tc>
-        <w:tc>
-          <w:tcPr>
-            <w:tcW w:w="0" w:type="auto"/>
-            <w:hideMark/>
-          </w:tcPr>
-          <w:p>
-            <w:pPr>
-              <w:pStyle w:val="a3"/>
-              <w:ind w:firstLine="0"/>
-              <w:rPr>
-                <w:b w:val="0"/>
-                <w:sz w:val="24"/>
-                <w:szCs w:val="18"/>
-              </w:rPr>
-            </w:pPr>
-            <w:proofErr w:type="spellStart"/>
-            <w:r>
-              <w:rPr>
-                <w:b w:val="0"/>
-                <w:sz w:val="24"/>
-                <w:szCs w:val="18"/>
-              </w:rPr>
-              <w:t>checkAvailability</w:t>
-            </w:r>
-            <w:proofErr w:type="spellEnd"/>
-            <w:r>
-              <w:rPr>
-                <w:b w:val="0"/>
-                <w:sz w:val="24"/>
-                <w:szCs w:val="18"/>
-              </w:rPr>
-              <w:t xml:space="preserve">(), </w:t>
-            </w:r>
-            <w:proofErr w:type="spellStart"/>
-            <w:r>
-              <w:rPr>
-                <w:b w:val="0"/>
-                <w:sz w:val="24"/>
-                <w:szCs w:val="18"/>
-              </w:rPr>
-              <w:t>reserveCabinet</w:t>
-            </w:r>
-            <w:proofErr w:type="spellEnd"/>
-            <w:r>
-              <w:rPr>
-                <w:b w:val="0"/>
-                <w:sz w:val="24"/>
-                <w:szCs w:val="18"/>
-              </w:rPr>
-              <w:t xml:space="preserve">(), </w:t>
-            </w:r>
-            <w:proofErr w:type="spellStart"/>
-            <w:r>
-              <w:rPr>
-                <w:b w:val="0"/>
-                <w:sz w:val="24"/>
-                <w:szCs w:val="18"/>
-              </w:rPr>
-              <w:t>releaseCabinet</w:t>
-            </w:r>
-            <w:proofErr w:type="spellEnd"/>
-            <w:r>
-              <w:rPr>
-                <w:b w:val="0"/>
-                <w:sz w:val="24"/>
-                <w:szCs w:val="18"/>
-              </w:rPr>
-              <w:t>()</w:t>
+            <w:r>
+              <w:rPr>
+                <w:b w:val="0"/>
+                <w:sz w:val="24"/>
+                <w:szCs w:val="18"/>
+              </w:rPr>
+              <w:t>cabinetId, number, equipment, status</w:t>
+            </w:r>
+          </w:p>
+        </w:tc>
+        <w:tc>
+          <w:tcPr>
+            <w:tcW w:w="0" w:type="auto"/>
+            <w:hideMark/>
+          </w:tcPr>
+          <w:p>
+            <w:pPr>
+              <w:pStyle w:val="a3"/>
+              <w:ind w:firstLine="0"/>
+              <w:rPr>
+                <w:b w:val="0"/>
+                <w:sz w:val="24"/>
+                <w:szCs w:val="18"/>
+              </w:rPr>
+            </w:pPr>
+            <w:r>
+              <w:rPr>
+                <w:b w:val="0"/>
+                <w:sz w:val="24"/>
+                <w:szCs w:val="18"/>
+              </w:rPr>
+              <w:t>checkAvailability(), reserveCabinet(), releaseCabinet()</w:t>
             </w:r>
           </w:p>
         </w:tc>
@@ -2049,140 +1630,38 @@
                 <w:szCs w:val="18"/>
               </w:rPr>
             </w:pPr>
-            <w:proofErr w:type="spellStart"/>
-            <w:r>
-              <w:rPr>
-                <w:b w:val="0"/>
-                <w:sz w:val="24"/>
-                <w:szCs w:val="18"/>
-              </w:rPr>
-              <w:t>recordId</w:t>
-            </w:r>
-            <w:proofErr w:type="spellEnd"/>
-            <w:r>
-              <w:rPr>
-                <w:b w:val="0"/>
-                <w:sz w:val="24"/>
-                <w:szCs w:val="18"/>
-              </w:rPr>
-              <w:t xml:space="preserve">, </w:t>
-            </w:r>
-            <w:proofErr w:type="spellStart"/>
-            <w:r>
-              <w:rPr>
-                <w:b w:val="0"/>
-                <w:sz w:val="24"/>
-                <w:szCs w:val="18"/>
-              </w:rPr>
-              <w:t>diagnosis</w:t>
-            </w:r>
-            <w:proofErr w:type="spellEnd"/>
-            <w:r>
-              <w:rPr>
-                <w:b w:val="0"/>
-                <w:sz w:val="24"/>
-                <w:szCs w:val="18"/>
-              </w:rPr>
-              <w:t xml:space="preserve">, </w:t>
-            </w:r>
-            <w:proofErr w:type="spellStart"/>
-            <w:r>
-              <w:rPr>
-                <w:b w:val="0"/>
-                <w:sz w:val="24"/>
-                <w:szCs w:val="18"/>
-              </w:rPr>
-              <w:t>recommendations</w:t>
-            </w:r>
-            <w:proofErr w:type="spellEnd"/>
-            <w:r>
-              <w:rPr>
-                <w:b w:val="0"/>
-                <w:sz w:val="24"/>
-                <w:szCs w:val="18"/>
-              </w:rPr>
-              <w:t xml:space="preserve">, </w:t>
-            </w:r>
-            <w:proofErr w:type="spellStart"/>
-            <w:r>
-              <w:rPr>
-                <w:b w:val="0"/>
-                <w:sz w:val="24"/>
-                <w:szCs w:val="18"/>
-              </w:rPr>
-              <w:t>visitDate</w:t>
-            </w:r>
-            <w:proofErr w:type="spellEnd"/>
-          </w:p>
-        </w:tc>
-        <w:tc>
-          <w:tcPr>
-            <w:tcW w:w="0" w:type="auto"/>
-            <w:hideMark/>
-          </w:tcPr>
-          <w:p>
-            <w:pPr>
-              <w:pStyle w:val="a3"/>
-              <w:ind w:firstLine="0"/>
-              <w:rPr>
-                <w:b w:val="0"/>
-                <w:sz w:val="24"/>
-                <w:szCs w:val="18"/>
-              </w:rPr>
-            </w:pPr>
-            <w:proofErr w:type="spellStart"/>
-            <w:r>
-              <w:rPr>
-                <w:b w:val="0"/>
-                <w:sz w:val="24"/>
-                <w:szCs w:val="18"/>
-              </w:rPr>
-              <w:t>addVisitData</w:t>
-            </w:r>
-            <w:proofErr w:type="spellEnd"/>
-            <w:r>
-              <w:rPr>
-                <w:b w:val="0"/>
-                <w:sz w:val="24"/>
-                <w:szCs w:val="18"/>
-              </w:rPr>
-              <w:t xml:space="preserve">(), </w:t>
-            </w:r>
-            <w:proofErr w:type="spellStart"/>
-            <w:r>
-              <w:rPr>
-                <w:b w:val="0"/>
-                <w:sz w:val="24"/>
-                <w:szCs w:val="18"/>
-              </w:rPr>
-              <w:t>addRecommendation</w:t>
-            </w:r>
-            <w:proofErr w:type="spellEnd"/>
-            <w:r>
-              <w:rPr>
-                <w:b w:val="0"/>
-                <w:sz w:val="24"/>
-                <w:szCs w:val="18"/>
-              </w:rPr>
-              <w:t xml:space="preserve">(), </w:t>
-            </w:r>
-            <w:proofErr w:type="spellStart"/>
-            <w:r>
-              <w:rPr>
-                <w:b w:val="0"/>
-                <w:sz w:val="24"/>
-                <w:szCs w:val="18"/>
-              </w:rPr>
-              <w:t>saveRecord</w:t>
-            </w:r>
-            <w:proofErr w:type="spellEnd"/>
-            <w:r>
-              <w:rPr>
-                <w:b w:val="0"/>
-                <w:sz w:val="24"/>
-                <w:szCs w:val="18"/>
-              </w:rPr>
-              <w:t>()</w:t>
+            <w:r>
+              <w:rPr>
+                <w:b w:val="0"/>
+                <w:sz w:val="24"/>
+                <w:szCs w:val="18"/>
+              </w:rPr>
+              <w:t>recordId, diagnosis, recommendations, visitDate</w:t>
+            </w:r>
+          </w:p>
+        </w:tc>
+        <w:tc>
+          <w:tcPr>
+            <w:tcW w:w="0" w:type="auto"/>
+            <w:hideMark/>
+          </w:tcPr>
+          <w:p>
+            <w:pPr>
+              <w:pStyle w:val="a3"/>
+              <w:ind w:firstLine="0"/>
+              <w:rPr>
+                <w:b w:val="0"/>
+                <w:sz w:val="24"/>
+                <w:szCs w:val="18"/>
+              </w:rPr>
+            </w:pPr>
+            <w:r>
+              <w:rPr>
+                <w:b w:val="0"/>
+                <w:sz w:val="24"/>
+                <w:szCs w:val="18"/>
+              </w:rPr>
+              <w:t>addVisitData(), addRecommendation(), saveRecord()</w:t>
             </w:r>
           </w:p>
         </w:tc>
@@ -2244,149 +1723,57 @@
                 <w:szCs w:val="18"/>
               </w:rPr>
               <w:lastRenderedPageBreak/>
-              <w:t xml:space="preserve">Медицинская </w:t>
-            </w:r>
-            <w:r>
-              <w:rPr>
-                <w:b w:val="0"/>
-                <w:sz w:val="24"/>
-                <w:szCs w:val="18"/>
-              </w:rPr>
-              <w:t>услуга</w:t>
-            </w:r>
-          </w:p>
-        </w:tc>
-        <w:tc>
-          <w:tcPr>
-            <w:tcW w:w="0" w:type="auto"/>
-            <w:hideMark/>
-          </w:tcPr>
-          <w:p>
-            <w:pPr>
-              <w:pStyle w:val="a3"/>
-              <w:ind w:firstLine="0"/>
-              <w:rPr>
-                <w:b w:val="0"/>
-                <w:sz w:val="24"/>
-                <w:szCs w:val="18"/>
-              </w:rPr>
-            </w:pPr>
-            <w:proofErr w:type="spellStart"/>
-            <w:r>
-              <w:rPr>
-                <w:b w:val="0"/>
-                <w:sz w:val="24"/>
-                <w:szCs w:val="18"/>
-              </w:rPr>
-              <w:t>serviceId</w:t>
-            </w:r>
-            <w:proofErr w:type="spellEnd"/>
-            <w:r>
-              <w:rPr>
-                <w:b w:val="0"/>
-                <w:sz w:val="24"/>
-                <w:szCs w:val="18"/>
-              </w:rPr>
-              <w:t xml:space="preserve">, </w:t>
-            </w:r>
-            <w:proofErr w:type="spellStart"/>
-            <w:r>
-              <w:rPr>
-                <w:b w:val="0"/>
-                <w:sz w:val="24"/>
-                <w:szCs w:val="18"/>
-              </w:rPr>
-              <w:t>name</w:t>
-            </w:r>
-            <w:proofErr w:type="spellEnd"/>
-            <w:r>
-              <w:rPr>
-                <w:b w:val="0"/>
-                <w:sz w:val="24"/>
-                <w:szCs w:val="18"/>
-              </w:rPr>
-              <w:t xml:space="preserve">, </w:t>
-            </w:r>
-            <w:proofErr w:type="spellStart"/>
-            <w:r>
-              <w:rPr>
-                <w:b w:val="0"/>
-                <w:sz w:val="24"/>
-                <w:szCs w:val="18"/>
-              </w:rPr>
-              <w:t>price</w:t>
-            </w:r>
-            <w:proofErr w:type="spellEnd"/>
-            <w:r>
-              <w:rPr>
-                <w:b w:val="0"/>
-                <w:sz w:val="24"/>
-                <w:szCs w:val="18"/>
-              </w:rPr>
-              <w:t xml:space="preserve">, </w:t>
-            </w:r>
-            <w:proofErr w:type="spellStart"/>
-            <w:r>
-              <w:rPr>
-                <w:b w:val="0"/>
-                <w:sz w:val="24"/>
-                <w:szCs w:val="18"/>
-              </w:rPr>
-              <w:t>duration</w:t>
-            </w:r>
-            <w:proofErr w:type="spellEnd"/>
-          </w:p>
-        </w:tc>
-        <w:tc>
-          <w:tcPr>
-            <w:tcW w:w="0" w:type="auto"/>
-            <w:hideMark/>
-          </w:tcPr>
-          <w:p>
-            <w:pPr>
-              <w:pStyle w:val="a3"/>
-              <w:ind w:firstLine="0"/>
-              <w:rPr>
-                <w:b w:val="0"/>
-                <w:sz w:val="24"/>
-                <w:szCs w:val="18"/>
-              </w:rPr>
-            </w:pPr>
-            <w:proofErr w:type="spellStart"/>
-            <w:r>
-              <w:rPr>
-                <w:b w:val="0"/>
-                <w:sz w:val="24"/>
-                <w:szCs w:val="18"/>
-              </w:rPr>
-              <w:t>getPrice</w:t>
-            </w:r>
-            <w:proofErr w:type="spellEnd"/>
-            <w:r>
-              <w:rPr>
-                <w:b w:val="0"/>
-                <w:sz w:val="24"/>
-                <w:szCs w:val="18"/>
-              </w:rPr>
-              <w:t xml:space="preserve">(), </w:t>
-            </w:r>
-            <w:proofErr w:type="spellStart"/>
-            <w:r>
-              <w:rPr>
-                <w:b w:val="0"/>
-                <w:sz w:val="24"/>
-                <w:szCs w:val="18"/>
-              </w:rPr>
-              <w:t>updateServiceData</w:t>
-            </w:r>
-            <w:proofErr w:type="spellEnd"/>
-            <w:r>
-              <w:rPr>
-                <w:b w:val="0"/>
-                <w:sz w:val="24"/>
-                <w:szCs w:val="18"/>
-              </w:rPr>
-              <w:t>()</w:t>
+              <w:t>Медицинская услуга</w:t>
+            </w:r>
+          </w:p>
+        </w:tc>
+        <w:tc>
+          <w:tcPr>
+            <w:tcW w:w="0" w:type="auto"/>
+            <w:hideMark/>
+          </w:tcPr>
+          <w:p>
+            <w:pPr>
+              <w:pStyle w:val="a3"/>
+              <w:ind w:firstLine="0"/>
+              <w:rPr>
+                <w:b w:val="0"/>
+                <w:sz w:val="24"/>
+                <w:szCs w:val="18"/>
+              </w:rPr>
+            </w:pPr>
+            <w:r>
+              <w:rPr>
+                <w:b w:val="0"/>
+                <w:sz w:val="24"/>
+                <w:szCs w:val="18"/>
+              </w:rPr>
+              <w:t>serviceId, name, price, duration</w:t>
+            </w:r>
+          </w:p>
+        </w:tc>
+        <w:tc>
+          <w:tcPr>
+            <w:tcW w:w="0" w:type="auto"/>
+            <w:hideMark/>
+          </w:tcPr>
+          <w:p>
+            <w:pPr>
+              <w:pStyle w:val="a3"/>
+              <w:ind w:firstLine="0"/>
+              <w:rPr>
+                <w:b w:val="0"/>
+                <w:sz w:val="24"/>
+                <w:szCs w:val="18"/>
+              </w:rPr>
+            </w:pPr>
+            <w:r>
+              <w:rPr>
+                <w:b w:val="0"/>
+                <w:sz w:val="24"/>
+                <w:szCs w:val="18"/>
+              </w:rPr>
+              <w:t>getPrice(), updateServiceData()</w:t>
             </w:r>
           </w:p>
         </w:tc>
@@ -2457,140 +1844,38 @@
                 <w:szCs w:val="18"/>
               </w:rPr>
             </w:pPr>
-            <w:proofErr w:type="spellStart"/>
-            <w:r>
-              <w:rPr>
-                <w:b w:val="0"/>
-                <w:sz w:val="24"/>
-                <w:szCs w:val="18"/>
-              </w:rPr>
-              <w:t>materialId</w:t>
-            </w:r>
-            <w:proofErr w:type="spellEnd"/>
-            <w:r>
-              <w:rPr>
-                <w:b w:val="0"/>
-                <w:sz w:val="24"/>
-                <w:szCs w:val="18"/>
-              </w:rPr>
-              <w:t xml:space="preserve">, </w:t>
-            </w:r>
-            <w:proofErr w:type="spellStart"/>
-            <w:r>
-              <w:rPr>
-                <w:b w:val="0"/>
-                <w:sz w:val="24"/>
-                <w:szCs w:val="18"/>
-              </w:rPr>
-              <w:t>name</w:t>
-            </w:r>
-            <w:proofErr w:type="spellEnd"/>
-            <w:r>
-              <w:rPr>
-                <w:b w:val="0"/>
-                <w:sz w:val="24"/>
-                <w:szCs w:val="18"/>
-              </w:rPr>
-              <w:t xml:space="preserve">, </w:t>
-            </w:r>
-            <w:proofErr w:type="spellStart"/>
-            <w:r>
-              <w:rPr>
-                <w:b w:val="0"/>
-                <w:sz w:val="24"/>
-                <w:szCs w:val="18"/>
-              </w:rPr>
-              <w:t>quantity</w:t>
-            </w:r>
-            <w:proofErr w:type="spellEnd"/>
-            <w:r>
-              <w:rPr>
-                <w:b w:val="0"/>
-                <w:sz w:val="24"/>
-                <w:szCs w:val="18"/>
-              </w:rPr>
-              <w:t xml:space="preserve">, </w:t>
-            </w:r>
-            <w:proofErr w:type="spellStart"/>
-            <w:r>
-              <w:rPr>
-                <w:b w:val="0"/>
-                <w:sz w:val="24"/>
-                <w:szCs w:val="18"/>
-              </w:rPr>
-              <w:t>minQuantity</w:t>
-            </w:r>
-            <w:proofErr w:type="spellEnd"/>
-          </w:p>
-        </w:tc>
-        <w:tc>
-          <w:tcPr>
-            <w:tcW w:w="0" w:type="auto"/>
-            <w:hideMark/>
-          </w:tcPr>
-          <w:p>
-            <w:pPr>
-              <w:pStyle w:val="a3"/>
-              <w:ind w:firstLine="0"/>
-              <w:rPr>
-                <w:b w:val="0"/>
-                <w:sz w:val="24"/>
-                <w:szCs w:val="18"/>
-              </w:rPr>
-            </w:pPr>
-            <w:proofErr w:type="spellStart"/>
-            <w:r>
-              <w:rPr>
-                <w:b w:val="0"/>
-                <w:sz w:val="24"/>
-                <w:szCs w:val="18"/>
-              </w:rPr>
-              <w:t>writeOff</w:t>
-            </w:r>
-            <w:proofErr w:type="spellEnd"/>
-            <w:r>
-              <w:rPr>
-                <w:b w:val="0"/>
-                <w:sz w:val="24"/>
-                <w:szCs w:val="18"/>
-              </w:rPr>
-              <w:t xml:space="preserve">(), </w:t>
-            </w:r>
-            <w:proofErr w:type="spellStart"/>
-            <w:r>
-              <w:rPr>
-                <w:b w:val="0"/>
-                <w:sz w:val="24"/>
-                <w:szCs w:val="18"/>
-              </w:rPr>
-              <w:t>checkBalance</w:t>
-            </w:r>
-            <w:proofErr w:type="spellEnd"/>
-            <w:r>
-              <w:rPr>
-                <w:b w:val="0"/>
-                <w:sz w:val="24"/>
-                <w:szCs w:val="18"/>
-              </w:rPr>
-              <w:t xml:space="preserve">(), </w:t>
-            </w:r>
-            <w:proofErr w:type="spellStart"/>
-            <w:r>
-              <w:rPr>
-                <w:b w:val="0"/>
-                <w:sz w:val="24"/>
-                <w:szCs w:val="18"/>
-              </w:rPr>
-              <w:t>createRestockRequest</w:t>
-            </w:r>
-            <w:proofErr w:type="spellEnd"/>
-            <w:r>
-              <w:rPr>
-                <w:b w:val="0"/>
-                <w:sz w:val="24"/>
-                <w:szCs w:val="18"/>
-              </w:rPr>
-              <w:t>()</w:t>
+            <w:r>
+              <w:rPr>
+                <w:b w:val="0"/>
+                <w:sz w:val="24"/>
+                <w:szCs w:val="18"/>
+              </w:rPr>
+              <w:t>materialId, name, quantity, minQuantity</w:t>
+            </w:r>
+          </w:p>
+        </w:tc>
+        <w:tc>
+          <w:tcPr>
+            <w:tcW w:w="0" w:type="auto"/>
+            <w:hideMark/>
+          </w:tcPr>
+          <w:p>
+            <w:pPr>
+              <w:pStyle w:val="a3"/>
+              <w:ind w:firstLine="0"/>
+              <w:rPr>
+                <w:b w:val="0"/>
+                <w:sz w:val="24"/>
+                <w:szCs w:val="18"/>
+              </w:rPr>
+            </w:pPr>
+            <w:r>
+              <w:rPr>
+                <w:b w:val="0"/>
+                <w:sz w:val="24"/>
+                <w:szCs w:val="18"/>
+              </w:rPr>
+              <w:t>writeOff(), checkBalance(), createRestockRequest()</w:t>
             </w:r>
           </w:p>
         </w:tc>
@@ -2661,140 +1946,38 @@
                 <w:szCs w:val="18"/>
               </w:rPr>
             </w:pPr>
-            <w:proofErr w:type="spellStart"/>
-            <w:r>
-              <w:rPr>
-                <w:b w:val="0"/>
-                <w:sz w:val="24"/>
-                <w:szCs w:val="18"/>
-              </w:rPr>
-              <w:t>invoiceId</w:t>
-            </w:r>
-            <w:proofErr w:type="spellEnd"/>
-            <w:r>
-              <w:rPr>
-                <w:b w:val="0"/>
-                <w:sz w:val="24"/>
-                <w:szCs w:val="18"/>
-              </w:rPr>
-              <w:t xml:space="preserve">, </w:t>
-            </w:r>
-            <w:proofErr w:type="spellStart"/>
-            <w:r>
-              <w:rPr>
-                <w:b w:val="0"/>
-                <w:sz w:val="24"/>
-                <w:szCs w:val="18"/>
-              </w:rPr>
-              <w:t>totalAmount</w:t>
-            </w:r>
-            <w:proofErr w:type="spellEnd"/>
-            <w:r>
-              <w:rPr>
-                <w:b w:val="0"/>
-                <w:sz w:val="24"/>
-                <w:szCs w:val="18"/>
-              </w:rPr>
-              <w:t xml:space="preserve">, </w:t>
-            </w:r>
-            <w:proofErr w:type="spellStart"/>
-            <w:r>
-              <w:rPr>
-                <w:b w:val="0"/>
-                <w:sz w:val="24"/>
-                <w:szCs w:val="18"/>
-              </w:rPr>
-              <w:t>status</w:t>
-            </w:r>
-            <w:proofErr w:type="spellEnd"/>
-            <w:r>
-              <w:rPr>
-                <w:b w:val="0"/>
-                <w:sz w:val="24"/>
-                <w:szCs w:val="18"/>
-              </w:rPr>
-              <w:t xml:space="preserve">, </w:t>
-            </w:r>
-            <w:proofErr w:type="spellStart"/>
-            <w:r>
-              <w:rPr>
-                <w:b w:val="0"/>
-                <w:sz w:val="24"/>
-                <w:szCs w:val="18"/>
-              </w:rPr>
-              <w:t>createdDate</w:t>
-            </w:r>
-            <w:proofErr w:type="spellEnd"/>
-          </w:p>
-        </w:tc>
-        <w:tc>
-          <w:tcPr>
-            <w:tcW w:w="0" w:type="auto"/>
-            <w:hideMark/>
-          </w:tcPr>
-          <w:p>
-            <w:pPr>
-              <w:pStyle w:val="a3"/>
-              <w:ind w:firstLine="0"/>
-              <w:rPr>
-                <w:b w:val="0"/>
-                <w:sz w:val="24"/>
-                <w:szCs w:val="18"/>
-              </w:rPr>
-            </w:pPr>
-            <w:proofErr w:type="spellStart"/>
-            <w:r>
-              <w:rPr>
-                <w:b w:val="0"/>
-                <w:sz w:val="24"/>
-                <w:szCs w:val="18"/>
-              </w:rPr>
-              <w:t>createInvoice</w:t>
-            </w:r>
-            <w:proofErr w:type="spellEnd"/>
-            <w:r>
-              <w:rPr>
-                <w:b w:val="0"/>
-                <w:sz w:val="24"/>
-                <w:szCs w:val="18"/>
-              </w:rPr>
-              <w:t xml:space="preserve">(), </w:t>
-            </w:r>
-            <w:proofErr w:type="spellStart"/>
-            <w:r>
-              <w:rPr>
-                <w:b w:val="0"/>
-                <w:sz w:val="24"/>
-                <w:szCs w:val="18"/>
-              </w:rPr>
-              <w:t>markAsPaid</w:t>
-            </w:r>
-            <w:proofErr w:type="spellEnd"/>
-            <w:r>
-              <w:rPr>
-                <w:b w:val="0"/>
-                <w:sz w:val="24"/>
-                <w:szCs w:val="18"/>
-              </w:rPr>
-              <w:t xml:space="preserve">(), </w:t>
-            </w:r>
-            <w:proofErr w:type="spellStart"/>
-            <w:r>
-              <w:rPr>
-                <w:b w:val="0"/>
-                <w:sz w:val="24"/>
-                <w:szCs w:val="18"/>
-              </w:rPr>
-              <w:t>calculateTotal</w:t>
-            </w:r>
-            <w:proofErr w:type="spellEnd"/>
-            <w:r>
-              <w:rPr>
-                <w:b w:val="0"/>
-                <w:sz w:val="24"/>
-                <w:szCs w:val="18"/>
-              </w:rPr>
-              <w:t>()</w:t>
+            <w:r>
+              <w:rPr>
+                <w:b w:val="0"/>
+                <w:sz w:val="24"/>
+                <w:szCs w:val="18"/>
+              </w:rPr>
+              <w:t>invoiceId, totalAmount, status, createdDate</w:t>
+            </w:r>
+          </w:p>
+        </w:tc>
+        <w:tc>
+          <w:tcPr>
+            <w:tcW w:w="0" w:type="auto"/>
+            <w:hideMark/>
+          </w:tcPr>
+          <w:p>
+            <w:pPr>
+              <w:pStyle w:val="a3"/>
+              <w:ind w:firstLine="0"/>
+              <w:rPr>
+                <w:b w:val="0"/>
+                <w:sz w:val="24"/>
+                <w:szCs w:val="18"/>
+              </w:rPr>
+            </w:pPr>
+            <w:r>
+              <w:rPr>
+                <w:b w:val="0"/>
+                <w:sz w:val="24"/>
+                <w:szCs w:val="18"/>
+              </w:rPr>
+              <w:t>createInvoice(), markAsPaid(), calculateTotal()</w:t>
             </w:r>
           </w:p>
         </w:tc>
@@ -2866,7 +2049,6 @@
                 <w:lang w:val="en-US"/>
               </w:rPr>
             </w:pPr>
-            <w:proofErr w:type="spellStart"/>
             <w:r>
               <w:rPr>
                 <w:b w:val="0"/>
@@ -2874,90 +2056,32 @@
                 <w:szCs w:val="18"/>
                 <w:lang w:val="en-US"/>
               </w:rPr>
-              <w:t>notificationId</w:t>
-            </w:r>
-            <w:proofErr w:type="spellEnd"/>
-            <w:r>
-              <w:rPr>
-                <w:b w:val="0"/>
-                <w:sz w:val="24"/>
-                <w:szCs w:val="18"/>
-                <w:lang w:val="en-US"/>
-              </w:rPr>
-              <w:t xml:space="preserve">, type, text, </w:t>
-            </w:r>
-            <w:proofErr w:type="spellStart"/>
-            <w:r>
-              <w:rPr>
-                <w:b w:val="0"/>
-                <w:sz w:val="24"/>
-                <w:szCs w:val="18"/>
-                <w:lang w:val="en-US"/>
-              </w:rPr>
-              <w:t>sendDate</w:t>
-            </w:r>
-            <w:proofErr w:type="spellEnd"/>
-            <w:r>
-              <w:rPr>
-                <w:b w:val="0"/>
-                <w:sz w:val="24"/>
-                <w:szCs w:val="18"/>
-                <w:lang w:val="en-US"/>
-              </w:rPr>
-              <w:t>, status</w:t>
-            </w:r>
-          </w:p>
-        </w:tc>
-        <w:tc>
-          <w:tcPr>
-            <w:tcW w:w="0" w:type="auto"/>
-            <w:hideMark/>
-          </w:tcPr>
-          <w:p>
-            <w:pPr>
-              <w:pStyle w:val="a3"/>
-              <w:ind w:firstLine="0"/>
-              <w:rPr>
-                <w:b w:val="0"/>
-                <w:sz w:val="24"/>
-                <w:szCs w:val="18"/>
-              </w:rPr>
-            </w:pPr>
-            <w:proofErr w:type="spellStart"/>
-            <w:r>
-              <w:rPr>
-                <w:b w:val="0"/>
-                <w:sz w:val="24"/>
-                <w:szCs w:val="18"/>
-              </w:rPr>
-              <w:t>send</w:t>
-            </w:r>
-            <w:proofErr w:type="spellEnd"/>
-            <w:r>
-              <w:rPr>
-                <w:b w:val="0"/>
-                <w:sz w:val="24"/>
-                <w:szCs w:val="18"/>
-              </w:rPr>
-              <w:t xml:space="preserve">(), </w:t>
-            </w:r>
-            <w:proofErr w:type="spellStart"/>
-            <w:r>
-              <w:rPr>
-                <w:b w:val="0"/>
-                <w:sz w:val="24"/>
-                <w:szCs w:val="18"/>
-              </w:rPr>
-              <w:t>markAsRead</w:t>
-            </w:r>
-            <w:proofErr w:type="spellEnd"/>
-            <w:r>
-              <w:rPr>
-                <w:b w:val="0"/>
-                <w:sz w:val="24"/>
-                <w:szCs w:val="18"/>
-              </w:rPr>
-              <w:t>()</w:t>
+              <w:t>notificationId, type, text, sendDate, status</w:t>
+            </w:r>
+          </w:p>
+        </w:tc>
+        <w:tc>
+          <w:tcPr>
+            <w:tcW w:w="0" w:type="auto"/>
+            <w:hideMark/>
+          </w:tcPr>
+          <w:p>
+            <w:pPr>
+              <w:pStyle w:val="a3"/>
+              <w:ind w:firstLine="0"/>
+              <w:rPr>
+                <w:b w:val="0"/>
+                <w:sz w:val="24"/>
+                <w:szCs w:val="18"/>
+              </w:rPr>
+            </w:pPr>
+            <w:r>
+              <w:rPr>
+                <w:b w:val="0"/>
+                <w:sz w:val="24"/>
+                <w:szCs w:val="18"/>
+              </w:rPr>
+              <w:t>send(), markAsRead()</w:t>
             </w:r>
           </w:p>
         </w:tc>
@@ -3533,11 +2657,11 @@
         <w:tblLook w:val="04A0" w:firstRow="1" w:lastRow="0" w:firstColumn="1" w:lastColumn="0" w:noHBand="0" w:noVBand="1"/>
       </w:tblPr>
       <w:tblGrid>
-        <w:gridCol w:w="499"/>
-        <w:gridCol w:w="2181"/>
-        <w:gridCol w:w="2399"/>
-        <w:gridCol w:w="2216"/>
-        <w:gridCol w:w="2220"/>
+        <w:gridCol w:w="497"/>
+        <w:gridCol w:w="2144"/>
+        <w:gridCol w:w="2361"/>
+        <w:gridCol w:w="2163"/>
+        <w:gridCol w:w="2350"/>
       </w:tblGrid>
       <w:tr>
         <w:tc>
@@ -3712,23 +2836,7 @@
                 <w:b w:val="0"/>
                 <w:bCs/>
               </w:rPr>
-              <w:t xml:space="preserve">Логин: </w:t>
-            </w:r>
-            <w:proofErr w:type="spellStart"/>
-            <w:r>
-              <w:rPr>
-                <w:b w:val="0"/>
-                <w:bCs/>
-              </w:rPr>
-              <w:t>admin</w:t>
-            </w:r>
-            <w:proofErr w:type="spellEnd"/>
-            <w:r>
-              <w:rPr>
-                <w:b w:val="0"/>
-                <w:bCs/>
-              </w:rPr>
-              <w:t>, правильный пароль</w:t>
+              <w:t>Логин: admin, правильный пароль</w:t>
             </w:r>
           </w:p>
         </w:tc>
@@ -3845,23 +2953,7 @@
                 <w:b w:val="0"/>
                 <w:bCs/>
               </w:rPr>
-              <w:t xml:space="preserve">Логин: </w:t>
-            </w:r>
-            <w:proofErr w:type="spellStart"/>
-            <w:r>
-              <w:rPr>
-                <w:b w:val="0"/>
-                <w:bCs/>
-              </w:rPr>
-              <w:t>admin</w:t>
-            </w:r>
-            <w:proofErr w:type="spellEnd"/>
-            <w:r>
-              <w:rPr>
-                <w:b w:val="0"/>
-                <w:bCs/>
-              </w:rPr>
-              <w:t>, неверный пароль</w:t>
+              <w:t>Логин: admin, неверный пароль</w:t>
             </w:r>
           </w:p>
         </w:tc>
@@ -4143,6 +3235,45 @@
               </w:rPr>
               <w:t>Запись создается, расписание обновляется, пациент и врач получают уведомление</w:t>
             </w:r>
+            <w:r>
+              <w:rPr>
+                <w:b w:val="0"/>
+                <w:bCs/>
+              </w:rPr>
+              <w:t>.</w:t>
+            </w:r>
+          </w:p>
+          <w:p>
+            <w:pPr>
+              <w:pStyle w:val="a3"/>
+              <w:ind w:firstLine="0"/>
+              <w:rPr>
+                <w:b w:val="0"/>
+                <w:bCs/>
+              </w:rPr>
+            </w:pPr>
+            <w:r>
+              <w:rPr>
+                <w:b w:val="0"/>
+                <w:bCs/>
+              </w:rPr>
+              <w:lastRenderedPageBreak/>
+              <w:t>С</w:t>
+            </w:r>
+            <w:r>
+              <w:rPr>
+                <w:b w:val="0"/>
+                <w:bCs/>
+              </w:rPr>
+              <w:t>татус созданной записи «Запланирована»</w:t>
+            </w:r>
+            <w:r>
+              <w:rPr>
+                <w:b w:val="0"/>
+                <w:bCs/>
+              </w:rPr>
+              <w:t>.</w:t>
+            </w:r>
           </w:p>
         </w:tc>
       </w:tr>
@@ -4610,7 +3741,15 @@
                 <w:b w:val="0"/>
                 <w:bCs/>
               </w:rPr>
-              <w:t>Система показывает сообщение об ошибке и не сохраняет неполные данные</w:t>
+              <w:t xml:space="preserve">Система показывает сообщение об ошибке и не </w:t>
+            </w:r>
+            <w:r>
+              <w:rPr>
+                <w:b w:val="0"/>
+                <w:bCs/>
+              </w:rPr>
+              <w:lastRenderedPageBreak/>
+              <w:t>сохраняет неполные данные</w:t>
             </w:r>
           </w:p>
         </w:tc>
@@ -5080,6 +4219,126 @@
                 <w:bCs/>
               </w:rPr>
               <w:t>Статус счета меняется на «Оплачен», финансовые данные обновляются</w:t>
+            </w:r>
+          </w:p>
+        </w:tc>
+      </w:tr>
+      <w:tr>
+        <w:tc>
+          <w:tcPr>
+            <w:tcW w:w="0" w:type="auto"/>
+          </w:tcPr>
+          <w:p>
+            <w:pPr>
+              <w:pStyle w:val="a3"/>
+              <w:ind w:firstLine="0"/>
+              <w:rPr>
+                <w:b w:val="0"/>
+                <w:bCs/>
+              </w:rPr>
+            </w:pPr>
+            <w:r>
+              <w:rPr>
+                <w:b w:val="0"/>
+                <w:bCs/>
+              </w:rPr>
+              <w:lastRenderedPageBreak/>
+              <w:t>13</w:t>
+            </w:r>
+          </w:p>
+        </w:tc>
+        <w:tc>
+          <w:tcPr>
+            <w:tcW w:w="0" w:type="auto"/>
+          </w:tcPr>
+          <w:p>
+            <w:pPr>
+              <w:pStyle w:val="a3"/>
+              <w:ind w:firstLine="0"/>
+              <w:rPr>
+                <w:b w:val="0"/>
+                <w:bCs/>
+              </w:rPr>
+            </w:pPr>
+            <w:r>
+              <w:rPr>
+                <w:b w:val="0"/>
+                <w:bCs/>
+              </w:rPr>
+              <w:t>Успешный перенос: запись запланирована, приём впереди, новый будущий слот свободен</w:t>
+            </w:r>
+          </w:p>
+        </w:tc>
+        <w:tc>
+          <w:tcPr>
+            <w:tcW w:w="0" w:type="auto"/>
+          </w:tcPr>
+          <w:p>
+            <w:pPr>
+              <w:pStyle w:val="a3"/>
+              <w:ind w:firstLine="0"/>
+              <w:rPr>
+                <w:b w:val="0"/>
+                <w:bCs/>
+              </w:rPr>
+            </w:pPr>
+          </w:p>
+        </w:tc>
+        <w:tc>
+          <w:tcPr>
+            <w:tcW w:w="0" w:type="auto"/>
+          </w:tcPr>
+          <w:p>
+            <w:pPr>
+              <w:pStyle w:val="a3"/>
+              <w:ind w:firstLine="0"/>
+              <w:rPr>
+                <w:b w:val="0"/>
+                <w:bCs/>
+              </w:rPr>
+            </w:pPr>
+            <w:r>
+              <w:rPr>
+                <w:b w:val="0"/>
+                <w:bCs/>
+              </w:rPr>
+              <w:t>Администратор переносит запись</w:t>
+            </w:r>
+            <w:r>
+              <w:rPr>
+                <w:b w:val="0"/>
+                <w:bCs/>
+              </w:rPr>
+              <w:t>.</w:t>
+            </w:r>
+          </w:p>
+        </w:tc>
+        <w:tc>
+          <w:tcPr>
+            <w:tcW w:w="0" w:type="auto"/>
+          </w:tcPr>
+          <w:p>
+            <w:pPr>
+              <w:pStyle w:val="a3"/>
+              <w:ind w:firstLine="0"/>
+              <w:rPr>
+                <w:b w:val="0"/>
+                <w:bCs/>
+              </w:rPr>
+            </w:pPr>
+            <w:r>
+              <w:rPr>
+                <w:b w:val="0"/>
+                <w:bCs/>
+              </w:rPr>
+              <w:t>Время изменено, старый слот свободен, новый занят, пациент и врач уведомлены</w:t>
+            </w:r>
+            <w:r>
+              <w:rPr>
+                <w:b w:val="0"/>
+                <w:bCs/>
+              </w:rPr>
+              <w:t>.</w:t>
             </w:r>
           </w:p>
         </w:tc>
@@ -5807,7 +5066,6 @@
   <w:style w:type="character" w:default="1" w:styleId="a0">
     <w:name w:val="Default Paragraph Font"/>
     <w:uiPriority w:val="1"/>
-    <w:semiHidden/>
     <w:unhideWhenUsed/>
   </w:style>
   <w:style w:type="table" w:default="1" w:styleId="a1">
